--- a/BankingInformationSystem_vinothkumar.s_USC_UCT.docx
+++ b/BankingInformationSystem_vinothkumar.s_USC_UCT.docx
@@ -4002,7 +4002,7 @@
         <w:pStyle w:val="Heading2"/>
       </w:pPr>
       <w:r>
-        <w:t>Report submission (Github link): [REPORT_GITHUB_LINK_TO_BE_UPDATED_AFTER_REPORT_UPLOAD]</w:t>
+        <w:t>Report submission (Github link): https://github.com/vinothlabs-dev/upskillcampus/blob/main/BankingInformationSystem_vinothkumar.s_USC_UCT.docx</w:t>
       </w:r>
     </w:p>
     <w:p>
